--- a/AutoBericht/project-template/templates/Vorlage IST-Aufnahme-Bericht f.V01.docx
+++ b/AutoBericht/project-template/templates/Vorlage IST-Aufnahme-Bericht f.V01.docx
@@ -2596,28 +2596,8 @@
       <w:bookmarkEnd w:id="6"/>
     </w:p>
     <w:p>
-      <w:pPr>
-        <w:spacing w:after="160"/>
-      </w:pPr>
-      <w:r>
-        <w:t xml:space="preserve">Chez </w:t>
-      </w:r>
-      <w:r>
-        <w:t>COMPANY$$</w:t>
-      </w:r>
-      <w:r>
-        <w:t xml:space="preserve"> la sécurité au travail a gagné en importance ces dernières années avec la croissance de l'entreprise. La formation «Responsabilité en matière de sécurité au travail», organisée lors de la rencontre cadres en mars 2018, a permis de renforcer encore la sensibilisation des supérieurs. Différents groupes de travail ont lancé et mis en oeuvre des mesures d'amélioration après la formation. Lors de notre visite de site, il est apparu que cette sensibilisation a de nouveau quelque peu diminué entre-temps. </w:t>
-      </w:r>
-    </w:p>
-    <w:p>
-      <w:r>
-        <w:t xml:space="preserve">La fréquence des accidents de </w:t>
-      </w:r>
-      <w:r>
-        <w:t>COMPANY$$</w:t>
-      </w:r>
-      <w:r>
-        <w:t xml:space="preserve"> est supérieure à la moyenne de la branche. L'objectif est de réduire nettement le nombre d'accidents professionnels. </w:t>
+      <w:r>
+        <w:t>CHAPTER0_FRONT_MATTER$$</w:t>
       </w:r>
     </w:p>
     <w:p>
